--- a/Tailored_CVs/Shinoy_Wypoon_Technologies_Azure_DevOps_Engineer.docx
+++ b/Tailored_CVs/Shinoy_Wypoon_Technologies_Azure_DevOps_Engineer.docx
@@ -70,7 +70,7 @@
           <w:b w:val="0"/>
           <w:sz w:val="19"/>
         </w:rPr>
-        <w:t>I am a QA Automation and infrastructure engineer with over 8 years of experience building scalable automation frameworks and CI/CD pipelines using AWS and Terraform. I have worked extensively with financial and enterprise clients, managing cloud environments and provisioning infrastructure. Recently, I have also used AI tools like Gemini Code Assist to streamline deployment scripts.</w:t>
+        <w:t>I am a QA Automation Engineer with over 8 years of experience building scalable test frameworks and CI/CD pipelines using AWS and Terraform. Having recently relocated to the Netherlands, I hold a valid EU residence permit and am ready to start immediately. I bring hands-on experience provisioning cloud environments and integrating automated workflows for financial clients.</w:t>
       </w:r>
     </w:p>
     <w:p>
@@ -288,7 +288,7 @@
           <w:b w:val="0"/>
           <w:sz w:val="18"/>
         </w:rPr>
-        <w:t>▸ Implemented CI/CD pipelines and scheduled automated regression builds via Jenkins while provisioning test environments using Terraform and AWS.</w:t>
+        <w:t>▸ Implemented CI/CD pipelines and ran scheduled automation regression test builds via Jenkins while provisioning underlying test environments using Terraform and AWS.</w:t>
       </w:r>
     </w:p>
     <w:p>
@@ -301,7 +301,20 @@
           <w:b w:val="0"/>
           <w:sz w:val="18"/>
         </w:rPr>
-        <w:t>▸ Built and maintained scalable test automation frameworks utilizing Java Selenium WebDriver and TypeScript WDIO.</w:t>
+        <w:t>▸ Architected automated CI/CD pipelines and provisioned infrastructure using AWS, Terraform, and Linux environments to ensure continuous delivery.</w:t>
+      </w:r>
+    </w:p>
+    <w:p>
+      <w:pPr>
+        <w:spacing w:before="0" w:after="20"/>
+      </w:pPr>
+      <w:r>
+        <w:rPr>
+          <w:rFonts w:ascii="Calibri" w:hAnsi="Calibri"/>
+          <w:b w:val="0"/>
+          <w:sz w:val="18"/>
+        </w:rPr>
+        <w:t>▸ Migrated automation frameworks for endtoend workflows within a microservices architecture to boost execution efficiency.</w:t>
       </w:r>
     </w:p>
     <w:p>
@@ -315,19 +328,6 @@
           <w:sz w:val="18"/>
         </w:rPr>
         <w:t>▸ Streamlined complex test generation and deployment scripts utilizing AI tools like Gemini Code Assist.</w:t>
-      </w:r>
-    </w:p>
-    <w:p>
-      <w:pPr>
-        <w:spacing w:before="0" w:after="20"/>
-      </w:pPr>
-      <w:r>
-        <w:rPr>
-          <w:rFonts w:ascii="Calibri" w:hAnsi="Calibri"/>
-          <w:b w:val="0"/>
-          <w:sz w:val="18"/>
-        </w:rPr>
-        <w:t>▸ Collaborated with crossfunctional teams and SREs to explain release objectives and identify deployment bottlenecks.</w:t>
       </w:r>
     </w:p>
     <w:p>
